--- a/_10_EXPERIENCES__CURRENT_EXPERIENCE_CATALOG.docx
+++ b/_10_EXPERIENCES__CURRENT_EXPERIENCE_CATALOG.docx
@@ -534,67 +534,52 @@
     </w:p>
     <w:p>
       <w:r>
-        <w:t xml:space="preserve">*Child Safe Mode and Comfort Mode (Canonical Rules -- DO NOT Deviate)*</w:t>
-      </w:r>
-    </w:p>
-    <w:p>
-      <w:r>
-        <w:t xml:space="preserve"/>
-      </w:r>
-    </w:p>
-    <w:p>
-      <w:r>
-        <w:t xml:space="preserve">TWO experiences have a Child Safe Mode (Dragonfire and Deadwood Valley), and exactly ONE experience has a Comfort Mode (no falls). No other experience has either.</w:t>
-      </w:r>
-    </w:p>
-    <w:p>
-      <w:r>
-        <w:t xml:space="preserve"/>
-      </w:r>
-    </w:p>
-    <w:p>
-      <w:r>
-        <w:t xml:space="preserve">- *Dragonfire: Seekers of the Shard* has a Child Safe Mode. It turns the blood green. It is toggled on and off in Silica during session setup.</w:t>
-      </w:r>
-    </w:p>
-    <w:p>
-      <w:r>
-        <w:t xml:space="preserve"/>
-      </w:r>
-    </w:p>
-    <w:p>
-      <w:r>
-        <w:t xml:space="preserve">- *Deadwood Valley* also has a Child Safe Mode: green blood and no dismemberment. It is toggled on and off in Silica during session setup. Dragonfire and Deadwood Valley are the only two experiences with a Child Safe Mode.</w:t>
-      </w:r>
-    </w:p>
-    <w:p>
-      <w:r>
-        <w:t xml:space="preserve"/>
-      </w:r>
-    </w:p>
-    <w:p>
-      <w:r>
-        <w:t xml:space="preserve">- *Squid Game Virtuals* has a Comfort Mode (sometimes called "no falls mode"). It removes the sensation of falling -- falling death animations are replaced with a zap effect. It is toggled on and off per player in Silica, the same way Dragonfire's Child Safe Mode is toggled.</w:t>
-      </w:r>
-    </w:p>
-    <w:p>
-      <w:r>
-        <w:t xml:space="preserve"/>
-      </w:r>
-    </w:p>
-    <w:p>
-      <w:r>
-        <w:t xml:space="preserve">- NO other experience has a Child Safe Mode, Comfort Mode, or any equivalent content-softening mode. Specifically, DO NOT claim that Age of Dinosaurs, Curse of Davy Jones, Stranger Things: Catalyst, Deadwood Mansion, Deadwood Phobia, Amber Sky, Rebel Moon, or UFL have a Child Safe Mode. They do not. (Dragonfire and Deadwood Valley DO have Child Safe Mode -- see above.)</w:t>
-      </w:r>
-    </w:p>
-    <w:p>
-      <w:r>
-        <w:t xml:space="preserve"/>
-      </w:r>
-    </w:p>
-    <w:p>
-      <w:r>
-        <w:t xml:space="preserve">- DO NOT invent mode descriptions like "no blood, no gore" or "adjusted for younger audiences" for experiences that have no such mode.</w:t>
+        <w:t>*Child Safe Mode and Comfort Mode (Canonical Rules -- DO NOT Deviate)*</w:t>
+      </w:r>
+    </w:p>
+    <w:p>
+      <w:r>
+        <w:t>THREE experiences have a Child Safe / Child Mode (Dragonfire, Deadwood Valley, and Stranger Things: Catalyst), and exactly ONE experience has a Comfort Mode (no falls). No other experience has either.</w:t>
+      </w:r>
+    </w:p>
+    <w:p>
+      <w:r>
+        <w:t>See &lt;https://sites.google.com/sandboxvr.com/theoasis/home/store-operations/guest-centric-operationally-sound/experiences/stranger-things-catalyst|Stranger Things: Catalyst SOP&gt; for the Stranger Things Child Mode details.</w:t>
+      </w:r>
+    </w:p>
+    <w:p>
+      <w:r>
+        <w:t>- *Dragonfire: Seekers of the Shard* has a Child Safe Mode. It turns the blood green. It is toggled on and off in Silica during session setup.</w:t>
+      </w:r>
+    </w:p>
+    <w:p>
+      <w:r>
+        <w:t>- *Deadwood Valley* also has a Child Safe Mode: green blood and no dismemberment. It is toggled on and off in Silica during session setup.</w:t>
+      </w:r>
+    </w:p>
+    <w:p>
+      <w:r>
+        <w:t>- *Stranger Things: Catalyst* has a Child Mode. Activate it in the Session Set-up screen. Enemy blood is green, NPC blood is disabled, and voiceover lines are adjusted to replace profanity.</w:t>
+      </w:r>
+    </w:p>
+    <w:p>
+      <w:r>
+        <w:t>- *Squid Game Virtuals* has a Comfort Mode (sometimes called "no falls mode"). It removes the sensation of falling -- falling death animations are replaced with a zap effect. It is toggled on and off per player in Silica, the same way Dragonfire's Child Safe Mode is toggled.</w:t>
+      </w:r>
+    </w:p>
+    <w:p>
+      <w:r>
+        <w:t>- NO other experience has a Child Safe Mode, Comfort Mode, or any equivalent content-softening mode. Specifically, DO NOT claim that Age of Dinosaurs, Curse of Davy Jones, Deadwood Mansion, Deadwood Phobia, Amber Sky, Rebel Moon, or UFL have a Child Safe Mode. They do not.</w:t>
+      </w:r>
+    </w:p>
+    <w:p>
+      <w:r>
+        <w:t>- DO NOT claim Stranger Things: Catalyst lacks a Child Mode. It has one -- activated in the Session Set-up screen.</w:t>
+      </w:r>
+    </w:p>
+    <w:p>
+      <w:r>
+        <w:t>- DO NOT invent mode descriptions like "no blood, no gore" or "adjusted for younger audiences" for experiences that have no such mode.</w:t>
       </w:r>
     </w:p>
     <w:p>
